--- a/docassemble/AKA2JBranding/data/templates/tell_supreme_court_content.docx
+++ b/docassemble/AKA2JBranding/data/templates/tell_supreme_court_content.docx
@@ -991,17 +991,23 @@
       <w:r>
         <w:br/>
       </w:r>
-      <w:r>
-        <w:t>courts.alaska.gov/shc/appeals/docs/SHS_AP_260.doc</w:t>
-      </w:r>
+      <w:hyperlink r:id="rId10" w:history="1">
+        <w:r>
+          <w:rPr>
+            <w:rStyle w:val="Hyperlink"/>
+            <w:spacing w:val="0"/>
+          </w:rPr>
+          <w:t>ak-courts.info/shsap260</w:t>
+        </w:r>
+      </w:hyperlink>
     </w:p>
     <w:sectPr>
-      <w:headerReference w:type="even" r:id="rId10"/>
-      <w:headerReference w:type="default" r:id="rId11"/>
-      <w:footerReference w:type="even" r:id="rId12"/>
-      <w:footerReference w:type="default" r:id="rId13"/>
-      <w:headerReference w:type="first" r:id="rId14"/>
-      <w:footerReference w:type="first" r:id="rId15"/>
+      <w:headerReference w:type="even" r:id="rId11"/>
+      <w:headerReference w:type="default" r:id="rId12"/>
+      <w:footerReference w:type="even" r:id="rId13"/>
+      <w:footerReference w:type="default" r:id="rId14"/>
+      <w:headerReference w:type="first" r:id="rId15"/>
+      <w:footerReference w:type="first" r:id="rId16"/>
       <w:pgSz w:w="12240" w:h="15840"/>
       <w:pgMar w:top="1440" w:right="1440" w:bottom="1440" w:left="1440" w:header="720" w:footer="720" w:gutter="0"/>
       <w:cols w:space="720"/>
